--- a/PrimeiroAno/AprofundamentoMatematica/TerceiroTrimestre/AvaliacaoTerceiroTrimestreNivelamento/Recuperacao/RecuperacaoAprofundamento1anoTerceiroTrimestre2025.docx
+++ b/PrimeiroAno/AprofundamentoMatematica/TerceiroTrimestre/AvaliacaoTerceiroTrimestreNivelamento/Recuperacao/RecuperacaoAprofundamento1anoTerceiroTrimestre2025.docx
@@ -460,7 +460,14 @@
           <w:rFonts w:ascii="Times New Roman" w:hAnsi="Times New Roman" w:cs="Times New Roman"/>
           <w:highlight w:val="yellow"/>
         </w:rPr>
-        <w:t>AVALIAÇÃO DE APROFUNDAMENTO EM MATEMÁTICA</w:t>
+        <w:t>RECUPERAÇÃO</w:t>
+      </w:r>
+      <w:r>
+        <w:rPr>
+          <w:rFonts w:ascii="Times New Roman" w:hAnsi="Times New Roman" w:cs="Times New Roman"/>
+          <w:highlight w:val="yellow"/>
+        </w:rPr>
+        <w:t xml:space="preserve"> DE APROFUNDAMENTO EM MATEMÁTICA</w:t>
       </w:r>
       <w:r>
         <w:rPr>
@@ -777,8 +784,6 @@
           <w:lang w:eastAsia="pt-BR"/>
         </w:rPr>
       </w:pPr>
-      <w:bookmarkStart w:id="0" w:name="_GoBack"/>
-      <w:bookmarkEnd w:id="0"/>
     </w:p>
     <w:p>
       <w:pPr>
@@ -934,7 +939,23 @@
           <w:szCs w:val="20"/>
         </w:rPr>
         <w:br/>
-        <w:t xml:space="preserve">Mostre o raciocínio. </w:t>
+      </w:r>
+      <w:r>
+        <w:rPr>
+          <w:rFonts w:ascii="Arial" w:hAnsi="Arial" w:cs="Arial"/>
+          <w:b/>
+          <w:sz w:val="20"/>
+          <w:szCs w:val="20"/>
+        </w:rPr>
+        <w:t>Mostre o raciocínio.</w:t>
+      </w:r>
+      <w:r>
+        <w:rPr>
+          <w:rFonts w:ascii="Arial" w:hAnsi="Arial" w:cs="Arial"/>
+          <w:sz w:val="20"/>
+          <w:szCs w:val="20"/>
+        </w:rPr>
+        <w:t xml:space="preserve"> </w:t>
       </w:r>
     </w:p>
     <w:p>
@@ -1088,6 +1109,14 @@
           <w:szCs w:val="20"/>
         </w:rPr>
         <w:br/>
+      </w:r>
+      <w:r>
+        <w:rPr>
+          <w:rFonts w:ascii="Arial" w:hAnsi="Arial" w:cs="Arial"/>
+          <w:b/>
+          <w:sz w:val="20"/>
+          <w:szCs w:val="20"/>
+        </w:rPr>
         <w:t>Apresente as etapas.</w:t>
       </w:r>
     </w:p>
@@ -1218,8 +1247,18 @@
           <w:szCs w:val="20"/>
         </w:rPr>
         <w:br/>
+      </w:r>
+      <w:bookmarkStart w:id="0" w:name="_GoBack"/>
+      <w:r>
+        <w:rPr>
+          <w:rFonts w:ascii="Arial" w:hAnsi="Arial" w:cs="Arial"/>
+          <w:b/>
+          <w:sz w:val="20"/>
+          <w:szCs w:val="20"/>
+        </w:rPr>
         <w:t>Mostre o cálculo.</w:t>
       </w:r>
+      <w:bookmarkEnd w:id="0"/>
     </w:p>
     <w:p>
       <w:pPr>
@@ -1281,6 +1320,14 @@
           <w:szCs w:val="20"/>
         </w:rPr>
         <w:br/>
+      </w:r>
+      <w:r>
+        <w:rPr>
+          <w:rFonts w:ascii="Arial" w:hAnsi="Arial" w:cs="Arial"/>
+          <w:b/>
+          <w:sz w:val="20"/>
+          <w:szCs w:val="20"/>
+        </w:rPr>
         <w:t>Apresente o raciocínio.</w:t>
       </w:r>
     </w:p>
@@ -1397,7 +1444,15 @@
           <w:sz w:val="20"/>
           <w:szCs w:val="20"/>
         </w:rPr>
-        <w:t xml:space="preserve">Quantas palavras diferentes podem ser formadas com as letras da palavra </w:t>
+        <w:t>Quantos anagramas</w:t>
+      </w:r>
+      <w:r>
+        <w:rPr>
+          <w:rFonts w:ascii="Arial" w:hAnsi="Arial" w:cs="Arial"/>
+          <w:sz w:val="20"/>
+          <w:szCs w:val="20"/>
+        </w:rPr>
+        <w:t xml:space="preserve"> diferentes podem ser formadas com as letras da palavra </w:t>
       </w:r>
       <w:r>
         <w:rPr>
@@ -1423,6 +1478,14 @@
           <w:szCs w:val="20"/>
         </w:rPr>
         <w:br/>
+      </w:r>
+      <w:r>
+        <w:rPr>
+          <w:rFonts w:ascii="Arial" w:hAnsi="Arial" w:cs="Arial"/>
+          <w:b/>
+          <w:sz w:val="20"/>
+          <w:szCs w:val="20"/>
+        </w:rPr>
         <w:t>Explique seu pensamento.</w:t>
       </w:r>
     </w:p>
@@ -1448,6 +1511,7 @@
         <w:jc w:val="both"/>
         <w:rPr>
           <w:rFonts w:ascii="Arial" w:hAnsi="Arial" w:cs="Arial"/>
+          <w:b/>
           <w:sz w:val="20"/>
           <w:szCs w:val="20"/>
         </w:rPr>
@@ -1492,7 +1556,34 @@
           <w:sz w:val="20"/>
           <w:szCs w:val="20"/>
         </w:rPr>
-        <w:t>. De quantas formas diferentes isso pode ser feito?Mostre os passos.</w:t>
+        <w:t>. De quantas formas diferentes isso pode ser feito</w:t>
+      </w:r>
+      <w:r>
+        <w:rPr>
+          <w:rFonts w:ascii="Arial" w:hAnsi="Arial" w:cs="Arial"/>
+          <w:b/>
+          <w:sz w:val="20"/>
+          <w:szCs w:val="20"/>
+        </w:rPr>
+        <w:t>?</w:t>
+      </w:r>
+      <w:r>
+        <w:rPr>
+          <w:rFonts w:ascii="Arial" w:hAnsi="Arial" w:cs="Arial"/>
+          <w:b/>
+          <w:sz w:val="20"/>
+          <w:szCs w:val="20"/>
+        </w:rPr>
+        <w:t xml:space="preserve"> </w:t>
+      </w:r>
+      <w:r>
+        <w:rPr>
+          <w:rFonts w:ascii="Arial" w:hAnsi="Arial" w:cs="Arial"/>
+          <w:b/>
+          <w:sz w:val="20"/>
+          <w:szCs w:val="20"/>
+        </w:rPr>
+        <w:t>Mostre os passos.</w:t>
       </w:r>
     </w:p>
     <w:p>
@@ -1590,6 +1681,14 @@
           <w:szCs w:val="20"/>
         </w:rPr>
         <w:br/>
+      </w:r>
+      <w:r>
+        <w:rPr>
+          <w:rFonts w:ascii="Arial" w:hAnsi="Arial" w:cs="Arial"/>
+          <w:b/>
+          <w:sz w:val="20"/>
+          <w:szCs w:val="20"/>
+        </w:rPr>
         <w:t>Apresente o cálculo.</w:t>
       </w:r>
     </w:p>
@@ -16460,7 +16559,7 @@
 </file>
 
 <file path=customXml/itemProps1.xml><?xml version="1.0" encoding="utf-8"?>
-<ds:datastoreItem xmlns:ds="http://schemas.openxmlformats.org/officeDocument/2006/customXml" ds:itemID="{88730CD8-8ACE-433D-8749-B0D578C87B0A}">
+<ds:datastoreItem xmlns:ds="http://schemas.openxmlformats.org/officeDocument/2006/customXml" ds:itemID="{107720E7-572E-40F5-AED2-0FBA63679819}">
   <ds:schemaRefs>
     <ds:schemaRef ds:uri="http://schemas.openxmlformats.org/officeDocument/2006/bibliography"/>
   </ds:schemaRefs>
